--- a/resources/civil-tender-template-header2.docx
+++ b/resources/civil-tender-template-header2.docx
@@ -273,7 +273,7 @@
           <w:sz w:val="22"/>
           <w:szCs w:val="22"/>
         </w:rPr>
-        <w:t xml:space="preserve">A.B. No.            /EE/_____________________________/{{Corporation}}/2026-27             Date:      /     /2026  </w:t>
+        <w:t xml:space="preserve">A.B.No:________/ EE/{{Circle}}/CIRCLE-{{CNO}}/{{ZoneAbbr}}/{{Corporation}}/{{Financialyear}}             Dt: {{Agreement Date}}  </w:t>
         <w:tab/>
         <w:tab/>
         <w:t xml:space="preserve"/>
